--- a/public/uwe-schwarz-cv-en-2026-10-12.docx
+++ b/public/uwe-schwarz-cv-en-2026-10-12.docx
@@ -425,7 +425,7 @@
                 <w:sz w:val="20"/>
                 <w:szCs w:val="20"/>
               </w:rPr>
-              <w:t xml:space="preserve">Technical Program Lead IPv6 Migration &amp; Infoblox IPAM</w:t>
+              <w:t xml:space="preserve">Technical Program Lead IPv6 Migration &amp; IP Address Management with Infoblox</w:t>
             </w:r>
           </w:p>
           <w:p>
@@ -494,7 +494,7 @@
                 <w:sz w:val="18"/>
                 <w:szCs w:val="18"/>
               </w:rPr>
-              <w:t xml:space="preserve">Designed the IPv6 addressing scheme and coordinated its representation in Infoblox IPAM to support consistent management of address spaces and network segments in dual-stack operation.</w:t>
+              <w:t xml:space="preserve">Designed the IPv6 addressing scheme and coordinated its representation in Infoblox to support consistent management of address spaces and network segments in dual-stack operation.</w:t>
             </w:r>
           </w:p>
           <w:p>
